--- a/王永成部分/用户手册.docx
+++ b/王永成部分/用户手册.docx
@@ -132,7 +132,7 @@
                 <w:b w:val="0"/>
                 <w:sz w:val="20"/>
               </w:rPr>
-              <w:t>由组长统一整理为 Word 版本，原作者与修订情况以正文记录为准</w:t>
+              <w:t>由罗元恒统一整理为 Word 版本，原作者与修订情况以正文记录为准</w:t>
             </w:r>
           </w:p>
         </w:tc>
@@ -456,7 +456,7 @@
                 <w:b w:val="0"/>
                 <w:sz w:val="20"/>
               </w:rPr>
-              <w:t>组长</w:t>
+              <w:t>罗元恒</w:t>
             </w:r>
           </w:p>
         </w:tc>
@@ -700,7 +700,7 @@
                 <w:b w:val="0"/>
                 <w:sz w:val="20"/>
               </w:rPr>
-              <w:t>组长</w:t>
+              <w:t>罗元恒</w:t>
             </w:r>
           </w:p>
         </w:tc>
@@ -3497,7 +3497,7 @@
           <w:b w:val="0"/>
           <w:sz w:val="22"/>
         </w:rPr>
-        <w:t>填写「生成人」标识（默认组长）。</w:t>
+        <w:t>填写「生成人」标识（默认罗元恒）。</w:t>
       </w:r>
     </w:p>
     <w:p>
@@ -3541,7 +3541,7 @@
         <w:br/>
         <w:t xml:space="preserve">  "format": "xlsx",</w:t>
         <w:br/>
-        <w:t xml:space="preserve">  "generated_by": "组长"</w:t>
+        <w:t xml:space="preserve">  "generated_by": "罗元恒"</w:t>
         <w:br/>
         <w:t>}</w:t>
       </w:r>
@@ -3579,7 +3579,7 @@
         <w:br/>
         <w:t xml:space="preserve">    "file_path": "data/reports/trend-report-20260624_160000-detail.xlsx",</w:t>
         <w:br/>
-        <w:t xml:space="preserve">    "generated_by": "组长",</w:t>
+        <w:t xml:space="preserve">    "generated_by": "罗元恒",</w:t>
         <w:br/>
         <w:t xml:space="preserve">    "generated_at": "2026-06-24T16:00:00+00:00",</w:t>
         <w:br/>
@@ -4651,7 +4651,7 @@
           <w:b w:val="0"/>
           <w:sz w:val="22"/>
         </w:rPr>
-        <w:t>修订人：组长</w:t>
+        <w:t>修订人：罗元恒</w:t>
       </w:r>
     </w:p>
     <w:p>
@@ -4661,7 +4661,7 @@
           <w:b w:val="0"/>
           <w:sz w:val="22"/>
         </w:rPr>
-        <w:t>审核人：组长</w:t>
+        <w:t>审核人：罗元恒</w:t>
       </w:r>
     </w:p>
     <w:p>

--- a/王永成部分/用户手册.docx
+++ b/王永成部分/用户手册.docx
@@ -2,6 +2,10 @@
 <file path=word/document.xml><?xml version="1.0" encoding="utf-8"?>
 <w:document xmlns:wpc="http://schemas.microsoft.com/office/word/2010/wordprocessingCanvas" xmlns:mo="http://schemas.microsoft.com/office/mac/office/2008/main" xmlns:mc="http://schemas.openxmlformats.org/markup-compatibility/2006" xmlns:mv="urn:schemas-microsoft-com:mac:vml" xmlns:o="urn:schemas-microsoft-com:office:office" xmlns:r="http://schemas.openxmlformats.org/officeDocument/2006/relationships" xmlns:m="http://schemas.openxmlformats.org/officeDocument/2006/math" xmlns:v="urn:schemas-microsoft-com:vml" xmlns:wp14="http://schemas.microsoft.com/office/word/2010/wordprocessingDrawing" xmlns:wp="http://schemas.openxmlformats.org/drawingml/2006/wordprocessingDrawing" xmlns:w10="urn:schemas-microsoft-com:office:word" xmlns:w="http://schemas.openxmlformats.org/wordprocessingml/2006/main" xmlns:w14="http://schemas.microsoft.com/office/word/2010/wordml" xmlns:wpg="http://schemas.microsoft.com/office/word/2010/wordprocessingGroup" xmlns:wpi="http://schemas.microsoft.com/office/word/2010/wordprocessingInk" xmlns:wne="http://schemas.microsoft.com/office/word/2006/wordml" xmlns:wps="http://schemas.microsoft.com/office/word/2010/wordprocessingShape" mc:Ignorable="w14 wp14">
   <w:body>
+    <w:p/>
+    <w:p/>
+    <w:p/>
+    <w:p/>
     <w:p>
       <w:pPr>
         <w:jc w:val="center"/>
@@ -12,7 +16,20 @@
           <w:b/>
           <w:sz w:val="40"/>
         </w:rPr>
-        <w:t>信息收集整合系统</w:t>
+        <w:t>集思 · 信息收集整合系统</w:t>
+      </w:r>
+    </w:p>
+    <w:p>
+      <w:pPr>
+        <w:jc w:val="center"/>
+      </w:pPr>
+      <w:r>
+        <w:rPr>
+          <w:rFonts w:ascii="Times New Roman" w:hAnsi="Times New Roman" w:eastAsia="Times New Roman"/>
+          <w:b w:val="0"/>
+          <w:sz w:val="26"/>
+        </w:rPr>
+        <w:t>Jisi InfoHub</w:t>
       </w:r>
     </w:p>
     <w:p>
@@ -25,185 +42,9 @@
           <w:b/>
           <w:sz w:val="36"/>
         </w:rPr>
-        <w:t>信息收集整合系统</w:t>
+        <w:t>集思 · 信息收集整合系统</w:t>
       </w:r>
     </w:p>
-    <w:tbl>
-      <w:tblPr>
-        <w:tblStyle w:val="TableGrid"/>
-        <w:tblW w:type="auto" w:w="0"/>
-        <w:tblLook w:firstColumn="1" w:firstRow="1" w:lastColumn="0" w:lastRow="0" w:noHBand="0" w:noVBand="1" w:val="04A0"/>
-      </w:tblPr>
-      <w:tblGrid>
-        <w:gridCol w:w="4680"/>
-        <w:gridCol w:w="4680"/>
-      </w:tblGrid>
-      <w:tr>
-        <w:tc>
-          <w:tcPr>
-            <w:tcW w:type="dxa" w:w="4680"/>
-            <w:shd w:fill="EAF2F8"/>
-          </w:tcPr>
-          <w:p>
-            <w:r>
-              <w:rPr>
-                <w:rFonts w:ascii="宋体" w:hAnsi="宋体" w:eastAsia="宋体"/>
-                <w:b w:val="0"/>
-                <w:sz w:val="20"/>
-              </w:rPr>
-              <w:t>执行标准</w:t>
-            </w:r>
-          </w:p>
-        </w:tc>
-        <w:tc>
-          <w:tcPr>
-            <w:tcW w:type="dxa" w:w="4680"/>
-          </w:tcPr>
-          <w:p>
-            <w:r>
-              <w:rPr>
-                <w:rFonts w:ascii="宋体" w:hAnsi="宋体" w:eastAsia="宋体"/>
-                <w:b w:val="0"/>
-                <w:sz w:val="20"/>
-              </w:rPr>
-              <w:t>参考 GB8567——88 / GB856T——88 文档格式</w:t>
-            </w:r>
-          </w:p>
-        </w:tc>
-      </w:tr>
-      <w:tr>
-        <w:tc>
-          <w:tcPr>
-            <w:tcW w:type="dxa" w:w="4680"/>
-            <w:shd w:fill="EAF2F8"/>
-          </w:tcPr>
-          <w:p>
-            <w:r>
-              <w:rPr>
-                <w:rFonts w:ascii="宋体" w:hAnsi="宋体" w:eastAsia="宋体"/>
-                <w:b w:val="0"/>
-                <w:sz w:val="20"/>
-              </w:rPr>
-              <w:t>文档来源</w:t>
-            </w:r>
-          </w:p>
-        </w:tc>
-        <w:tc>
-          <w:tcPr>
-            <w:tcW w:type="dxa" w:w="4680"/>
-          </w:tcPr>
-          <w:p>
-            <w:r>
-              <w:rPr>
-                <w:rFonts w:ascii="宋体" w:hAnsi="宋体" w:eastAsia="宋体"/>
-                <w:b w:val="0"/>
-                <w:sz w:val="20"/>
-              </w:rPr>
-              <w:t>王永成部分/用户手册.md</w:t>
-            </w:r>
-          </w:p>
-        </w:tc>
-      </w:tr>
-      <w:tr>
-        <w:tc>
-          <w:tcPr>
-            <w:tcW w:type="dxa" w:w="4680"/>
-            <w:shd w:fill="EAF2F8"/>
-          </w:tcPr>
-          <w:p>
-            <w:r>
-              <w:rPr>
-                <w:rFonts w:ascii="宋体" w:hAnsi="宋体" w:eastAsia="宋体"/>
-                <w:b w:val="0"/>
-                <w:sz w:val="20"/>
-              </w:rPr>
-              <w:t>格式处理</w:t>
-            </w:r>
-          </w:p>
-        </w:tc>
-        <w:tc>
-          <w:tcPr>
-            <w:tcW w:type="dxa" w:w="4680"/>
-          </w:tcPr>
-          <w:p>
-            <w:r>
-              <w:rPr>
-                <w:rFonts w:ascii="宋体" w:hAnsi="宋体" w:eastAsia="宋体"/>
-                <w:b w:val="0"/>
-                <w:sz w:val="20"/>
-              </w:rPr>
-              <w:t>由罗元恒统一整理为 Word 版本，原作者与修订情况以正文记录为准</w:t>
-            </w:r>
-          </w:p>
-        </w:tc>
-      </w:tr>
-      <w:tr>
-        <w:tc>
-          <w:tcPr>
-            <w:tcW w:type="dxa" w:w="4680"/>
-            <w:shd w:fill="EAF2F8"/>
-          </w:tcPr>
-          <w:p>
-            <w:r>
-              <w:rPr>
-                <w:rFonts w:ascii="宋体" w:hAnsi="宋体" w:eastAsia="宋体"/>
-                <w:b w:val="0"/>
-                <w:sz w:val="20"/>
-              </w:rPr>
-              <w:t>整理日期</w:t>
-            </w:r>
-          </w:p>
-        </w:tc>
-        <w:tc>
-          <w:tcPr>
-            <w:tcW w:type="dxa" w:w="4680"/>
-          </w:tcPr>
-          <w:p>
-            <w:r>
-              <w:rPr>
-                <w:rFonts w:ascii="宋体" w:hAnsi="宋体" w:eastAsia="宋体"/>
-                <w:b w:val="0"/>
-                <w:sz w:val="20"/>
-              </w:rPr>
-              <w:t>2026-06-24</w:t>
-            </w:r>
-          </w:p>
-        </w:tc>
-      </w:tr>
-      <w:tr>
-        <w:tc>
-          <w:tcPr>
-            <w:tcW w:type="dxa" w:w="4680"/>
-            <w:shd w:fill="EAF2F8"/>
-          </w:tcPr>
-          <w:p>
-            <w:r>
-              <w:rPr>
-                <w:rFonts w:ascii="宋体" w:hAnsi="宋体" w:eastAsia="宋体"/>
-                <w:b w:val="0"/>
-                <w:sz w:val="20"/>
-              </w:rPr>
-              <w:t>密级</w:t>
-            </w:r>
-          </w:p>
-        </w:tc>
-        <w:tc>
-          <w:tcPr>
-            <w:tcW w:type="dxa" w:w="4680"/>
-          </w:tcPr>
-          <w:p>
-            <w:r>
-              <w:rPr>
-                <w:rFonts w:ascii="宋体" w:hAnsi="宋体" w:eastAsia="宋体"/>
-                <w:b w:val="0"/>
-                <w:sz w:val="20"/>
-              </w:rPr>
-              <w:t>内部</w:t>
-            </w:r>
-          </w:p>
-        </w:tc>
-      </w:tr>
-    </w:tbl>
     <w:p>
       <w:r>
         <w:br w:type="page"/>
@@ -214,7 +55,7 @@
         <w:pStyle w:val="Heading1"/>
       </w:pPr>
       <w:r>
-        <w:t>信息收集整合系统</w:t>
+        <w:t>集思 · 信息收集整合系统</w:t>
       </w:r>
     </w:p>
     <w:p>
@@ -225,276 +66,6 @@
         <w:t>用户手册</w:t>
       </w:r>
     </w:p>
-    <w:tbl>
-      <w:tblPr>
-        <w:tblStyle w:val="TableGrid"/>
-        <w:tblW w:type="auto" w:w="0"/>
-        <w:tblLook w:firstColumn="1" w:firstRow="1" w:lastColumn="0" w:lastRow="0" w:noHBand="0" w:noVBand="1" w:val="04A0"/>
-      </w:tblPr>
-      <w:tblGrid>
-        <w:gridCol w:w="4680"/>
-        <w:gridCol w:w="4680"/>
-      </w:tblGrid>
-      <w:tr>
-        <w:tc>
-          <w:tcPr>
-            <w:tcW w:type="dxa" w:w="4680"/>
-            <w:shd w:fill="D9EAF7"/>
-          </w:tcPr>
-          <w:p>
-            <w:r>
-              <w:rPr>
-                <w:rFonts w:ascii="宋体" w:hAnsi="宋体" w:eastAsia="宋体"/>
-                <w:b/>
-                <w:sz w:val="20"/>
-              </w:rPr>
-              <w:t>字段</w:t>
-            </w:r>
-          </w:p>
-        </w:tc>
-        <w:tc>
-          <w:tcPr>
-            <w:tcW w:type="dxa" w:w="4680"/>
-            <w:shd w:fill="D9EAF7"/>
-          </w:tcPr>
-          <w:p>
-            <w:r>
-              <w:rPr>
-                <w:rFonts w:ascii="宋体" w:hAnsi="宋体" w:eastAsia="宋体"/>
-                <w:b/>
-                <w:sz w:val="20"/>
-              </w:rPr>
-              <w:t>内容</w:t>
-            </w:r>
-          </w:p>
-        </w:tc>
-      </w:tr>
-      <w:tr>
-        <w:tc>
-          <w:tcPr>
-            <w:tcW w:type="dxa" w:w="4680"/>
-          </w:tcPr>
-          <w:p>
-            <w:r>
-              <w:rPr>
-                <w:rFonts w:ascii="宋体" w:hAnsi="宋体" w:eastAsia="宋体"/>
-                <w:b w:val="0"/>
-                <w:sz w:val="20"/>
-              </w:rPr>
-              <w:t>文档编号</w:t>
-            </w:r>
-          </w:p>
-        </w:tc>
-        <w:tc>
-          <w:tcPr>
-            <w:tcW w:type="dxa" w:w="4680"/>
-          </w:tcPr>
-          <w:p>
-            <w:r>
-              <w:rPr>
-                <w:rFonts w:ascii="宋体" w:hAnsi="宋体" w:eastAsia="宋体"/>
-                <w:b w:val="0"/>
-                <w:sz w:val="20"/>
-              </w:rPr>
-              <w:t>UM-001</w:t>
-            </w:r>
-          </w:p>
-        </w:tc>
-      </w:tr>
-      <w:tr>
-        <w:tc>
-          <w:tcPr>
-            <w:tcW w:type="dxa" w:w="4680"/>
-          </w:tcPr>
-          <w:p>
-            <w:r>
-              <w:rPr>
-                <w:rFonts w:ascii="宋体" w:hAnsi="宋体" w:eastAsia="宋体"/>
-                <w:b w:val="0"/>
-                <w:sz w:val="20"/>
-              </w:rPr>
-              <w:t>执行标准</w:t>
-            </w:r>
-          </w:p>
-        </w:tc>
-        <w:tc>
-          <w:tcPr>
-            <w:tcW w:type="dxa" w:w="4680"/>
-          </w:tcPr>
-          <w:p>
-            <w:r>
-              <w:rPr>
-                <w:rFonts w:ascii="宋体" w:hAnsi="宋体" w:eastAsia="宋体"/>
-                <w:b w:val="0"/>
-                <w:sz w:val="20"/>
-              </w:rPr>
-              <w:t>GB8567——88</w:t>
-            </w:r>
-          </w:p>
-        </w:tc>
-      </w:tr>
-      <w:tr>
-        <w:tc>
-          <w:tcPr>
-            <w:tcW w:type="dxa" w:w="4680"/>
-          </w:tcPr>
-          <w:p>
-            <w:r>
-              <w:rPr>
-                <w:rFonts w:ascii="宋体" w:hAnsi="宋体" w:eastAsia="宋体"/>
-                <w:b w:val="0"/>
-                <w:sz w:val="20"/>
-              </w:rPr>
-              <w:t>版本</w:t>
-            </w:r>
-          </w:p>
-        </w:tc>
-        <w:tc>
-          <w:tcPr>
-            <w:tcW w:type="dxa" w:w="4680"/>
-          </w:tcPr>
-          <w:p>
-            <w:r>
-              <w:rPr>
-                <w:rFonts w:ascii="宋体" w:hAnsi="宋体" w:eastAsia="宋体"/>
-                <w:b w:val="0"/>
-                <w:sz w:val="20"/>
-              </w:rPr>
-              <w:t>V1.1</w:t>
-            </w:r>
-          </w:p>
-        </w:tc>
-      </w:tr>
-      <w:tr>
-        <w:tc>
-          <w:tcPr>
-            <w:tcW w:type="dxa" w:w="4680"/>
-          </w:tcPr>
-          <w:p>
-            <w:r>
-              <w:rPr>
-                <w:rFonts w:ascii="宋体" w:hAnsi="宋体" w:eastAsia="宋体"/>
-                <w:b w:val="0"/>
-                <w:sz w:val="20"/>
-              </w:rPr>
-              <w:t>密级</w:t>
-            </w:r>
-          </w:p>
-        </w:tc>
-        <w:tc>
-          <w:tcPr>
-            <w:tcW w:type="dxa" w:w="4680"/>
-          </w:tcPr>
-          <w:p>
-            <w:r>
-              <w:rPr>
-                <w:rFonts w:ascii="宋体" w:hAnsi="宋体" w:eastAsia="宋体"/>
-                <w:b w:val="0"/>
-                <w:sz w:val="20"/>
-              </w:rPr>
-              <w:t>内部</w:t>
-            </w:r>
-          </w:p>
-        </w:tc>
-      </w:tr>
-      <w:tr>
-        <w:tc>
-          <w:tcPr>
-            <w:tcW w:type="dxa" w:w="4680"/>
-          </w:tcPr>
-          <w:p>
-            <w:r>
-              <w:rPr>
-                <w:rFonts w:ascii="宋体" w:hAnsi="宋体" w:eastAsia="宋体"/>
-                <w:b w:val="0"/>
-                <w:sz w:val="20"/>
-              </w:rPr>
-              <w:t>原编写人</w:t>
-            </w:r>
-          </w:p>
-        </w:tc>
-        <w:tc>
-          <w:tcPr>
-            <w:tcW w:type="dxa" w:w="4680"/>
-          </w:tcPr>
-          <w:p>
-            <w:r>
-              <w:rPr>
-                <w:rFonts w:ascii="宋体" w:hAnsi="宋体" w:eastAsia="宋体"/>
-                <w:b w:val="0"/>
-                <w:sz w:val="20"/>
-              </w:rPr>
-              <w:t>王永成</w:t>
-            </w:r>
-          </w:p>
-        </w:tc>
-      </w:tr>
-      <w:tr>
-        <w:tc>
-          <w:tcPr>
-            <w:tcW w:type="dxa" w:w="4680"/>
-          </w:tcPr>
-          <w:p>
-            <w:r>
-              <w:rPr>
-                <w:rFonts w:ascii="宋体" w:hAnsi="宋体" w:eastAsia="宋体"/>
-                <w:b w:val="0"/>
-                <w:sz w:val="20"/>
-              </w:rPr>
-              <w:t>修订人</w:t>
-            </w:r>
-          </w:p>
-        </w:tc>
-        <w:tc>
-          <w:tcPr>
-            <w:tcW w:type="dxa" w:w="4680"/>
-          </w:tcPr>
-          <w:p>
-            <w:r>
-              <w:rPr>
-                <w:rFonts w:ascii="宋体" w:hAnsi="宋体" w:eastAsia="宋体"/>
-                <w:b w:val="0"/>
-                <w:sz w:val="20"/>
-              </w:rPr>
-              <w:t>罗元恒</w:t>
-            </w:r>
-          </w:p>
-        </w:tc>
-      </w:tr>
-      <w:tr>
-        <w:tc>
-          <w:tcPr>
-            <w:tcW w:type="dxa" w:w="4680"/>
-          </w:tcPr>
-          <w:p>
-            <w:r>
-              <w:rPr>
-                <w:rFonts w:ascii="宋体" w:hAnsi="宋体" w:eastAsia="宋体"/>
-                <w:b w:val="0"/>
-                <w:sz w:val="20"/>
-              </w:rPr>
-              <w:t>修订日期</w:t>
-            </w:r>
-          </w:p>
-        </w:tc>
-        <w:tc>
-          <w:tcPr>
-            <w:tcW w:type="dxa" w:w="4680"/>
-          </w:tcPr>
-          <w:p>
-            <w:r>
-              <w:rPr>
-                <w:rFonts w:ascii="宋体" w:hAnsi="宋体" w:eastAsia="宋体"/>
-                <w:b w:val="0"/>
-                <w:sz w:val="20"/>
-              </w:rPr>
-              <w:t>2026-06-24</w:t>
-            </w:r>
-          </w:p>
-        </w:tc>
-      </w:tr>
-    </w:tbl>
-    <w:p/>
     <w:p>
       <w:pPr>
         <w:pStyle w:val="Heading2"/>
